--- a/courts/ninth-circuit/california/state/court-of-appeal-fifth-district/opening-brief/usage/OUTPUT-opening-brief.docx
+++ b/courts/ninth-circuit/california/state/court-of-appeal-fifth-district/opening-brief/usage/OUTPUT-opening-brief.docx
@@ -648,9 +648,7 @@
               <w:t xml:space="preserve"> </w:t>
             </w:r>
             <w:r>
-              <w:t xml:space="preserve">1</w:t>
-              <w:noBreakHyphen/>
-              <w:t xml:space="preserve">10,</w:t>
+              <w:t xml:space="preserve">1-⁠10,</w:t>
             </w:r>
           </w:p>
           <w:p>
@@ -1082,11 +1080,7 @@
         <w:t xml:space="preserve"> </w:t>
       </w:r>
       <w:r>
-        <w:t xml:space="preserve">562</w:t>
-        <w:noBreakHyphen/>
-        <w:t xml:space="preserve">216</w:t>
-        <w:noBreakHyphen/>
-        <w:t xml:space="preserve">4444</w:t>
+        <w:t xml:space="preserve">562-⁠216-⁠4444</w:t>
       </w:r>
     </w:p>
     <w:p>
@@ -7455,13 +7449,7 @@
         <w:t xml:space="preserve">Advocates for Nursing Home Reform v. Bonta</w:t>
       </w:r>
       <w:r>
-        <w:t xml:space="preserve">, 106 Cal.App.4th 498, 507</w:t>
-      </w:r>
-      <w:r>
-        <w:noBreakHyphen/>
-      </w:r>
-      <w:r>
-        <w:t xml:space="preserve">508, as modified (Mar. 6, 2003).)</w:t>
+        <w:t xml:space="preserve">, 106 Cal.App.4th 498, 507-⁠508, as modified (Mar. 6, 2003).)</w:t>
       </w:r>
     </w:p>
     <w:p>
@@ -8297,13 +8285,7 @@
         <w:t xml:space="preserve"> </w:t>
       </w:r>
       <w:r>
-        <w:t xml:space="preserve">No. 263 (1991</w:t>
-      </w:r>
-      <w:r>
-        <w:noBreakHyphen/>
-      </w:r>
-      <w:r>
-        <w:t xml:space="preserve">1992 Reg. Sess.) § 2 [codified at Pen. Code, § 30510 (former § 12276)].) At that time, the legislature also adopted section 30520, subdivision (c) (former § 12276.5), conferring on DOJ the authority “to adopt those rules and regulations that may be necessary or proper to carry out the purposes and intent of [the AWCA].” (</w:t>
+        <w:t xml:space="preserve">No. 263 (1991-⁠1992 Reg. Sess.) § 2 [codified at Pen. Code, § 30510 (former § 12276)].) At that time, the legislature also adopted section 30520, subdivision (c) (former § 12276.5), conferring on DOJ the authority “to adopt those rules and regulations that may be necessary or proper to carry out the purposes and intent of [the AWCA].” (</w:t>
       </w:r>
       <w:r>
         <w:rPr>
@@ -8348,13 +8330,7 @@
         <w:t xml:space="preserve"> </w:t>
       </w:r>
       <w:r>
-        <w:t xml:space="preserve">(2000) 23 Cal.4th 472.) Immediately afterward, DOJ added more than 60 firearms to the list. (See Cal. Code Regs., tit. 11, § 5499.) These firearms became known as “Category 2 assault weapons.” In 2006, the legislature repealed DOJ’s authority to add firearms to the list of “assault weapons.” (Assem. Bill No. 2728 (2005</w:t>
-      </w:r>
-      <w:r>
-        <w:noBreakHyphen/>
-      </w:r>
-      <w:r>
-        <w:t xml:space="preserve">2006 Reg. Sess.).) The lists of Category 1 and 2 “assault weapons” thus became static.</w:t>
+        <w:t xml:space="preserve">(2000) 23 Cal.4th 472.) Immediately afterward, DOJ added more than 60 firearms to the list. (See Cal. Code Regs., tit. 11, § 5499.) These firearms became known as “Category 2 assault weapons.” In 2006, the legislature repealed DOJ’s authority to add firearms to the list of “assault weapons.” (Assem. Bill No. 2728 (2005-⁠2006 Reg. Sess.).) The lists of Category 1 and 2 “assault weapons” thus became static.</w:t>
       </w:r>
     </w:p>
     <w:p>
@@ -8484,13 +8460,7 @@
         <w:t xml:space="preserve"> </w:t>
       </w:r>
       <w:r>
-        <w:t xml:space="preserve">No. 23 (1999</w:t>
-      </w:r>
-      <w:r>
-        <w:noBreakHyphen/>
-      </w:r>
-      <w:r>
-        <w:t xml:space="preserve">2000 Reg. Sess.) [codified at Pen. Code, § 30515 (former § 12276.1)].) Firearms meeting this definition became known as “Category 3 assault weapons.” They included semiautomatic rifles, pistols, and shotguns with “the capacity to accept a detachable magazine” and at least one of several “features,” like a pistol grip, thumbhole stock, folding or telescoping stock, grenade or flare launcher, flash suppressor, or a forward pistol grip. (</w:t>
+        <w:t xml:space="preserve">No. 23 (1999-⁠2000 Reg. Sess.) [codified at Pen. Code, § 30515 (former § 12276.1)].) Firearms meeting this definition became known as “Category 3 assault weapons.” They included semiautomatic rifles, pistols, and shotguns with “the capacity to accept a detachable magazine” and at least one of several “features,” like a pistol grip, thumbhole stock, folding or telescoping stock, grenade or flare launcher, flash suppressor, or a forward pistol grip. (</w:t>
       </w:r>
       <w:r>
         <w:rPr>
@@ -8526,13 +8496,7 @@
         <w:t xml:space="preserve"> </w:t>
       </w:r>
       <w:r>
-        <w:t xml:space="preserve">Code section 30520, subdivision (c)⁠(1), its general authority to adopt AWCA regulations. (See Cal. Code Regs., tit. 11, § 978.20 (2000) [renumbered to section 5469 in 2006; repealed and replaced in 2017]; see also J.A. II 287</w:t>
-      </w:r>
-      <w:r>
-        <w:noBreakHyphen/>
-      </w:r>
-      <w:r>
-        <w:t xml:space="preserve">291.) DOJ reasoned that the regulations were “necessary to promote a clear understanding” of the new laws. (Cal. Dept. of Justice, Initial Statement of Reasons https://​www.​oag.​ca.​gov/​sites/​all/​files/​agweb/​pdfs/​firearms/​regs/​isor.​pdf.)</w:t>
+        <w:t xml:space="preserve">Code section 30520, subdivision (c)⁠(1), its general authority to adopt AWCA regulations. (See Cal. Code Regs., tit. 11, § 978.20 (2000) [renumbered to section 5469 in 2006; repealed and replaced in 2017]; see also J.A. II 287-⁠291.) DOJ reasoned that the regulations were “necessary to promote a clear understanding” of the new laws. (Cal. Dept. of Justice, Initial Statement of Reasons https://​www.​oag.​ca.​gov/​sites/​all/​files/​agweb/​pdfs/​firearms/​regs/​isor.​pdf.)</w:t>
       </w:r>
     </w:p>
     <w:p>
@@ -8644,31 +8608,13 @@
         <w:pStyle w:val="BodyTextNote"/>
       </w:pPr>
       <w:r>
-        <w:t xml:space="preserve">In 2016, however, the legislature introduced Assembly Bill 1135 and Senate Bill 880, which once again amended the definition of an “assault weapon,” but only as to rifles and pistols. (Assem. Bill No. 1135 (2015</w:t>
-      </w:r>
-      <w:r>
-        <w:noBreakHyphen/>
-      </w:r>
-      <w:r>
-        <w:t xml:space="preserve">2016 Reg. Sess.) § 1; Sen. Bill No. 880 (2015</w:t>
-      </w:r>
-      <w:r>
-        <w:noBreakHyphen/>
-      </w:r>
-      <w:r>
-        <w:t xml:space="preserve">2016 Reg. Sess.) § 1; see also Pen.</w:t>
-      </w:r>
-      <w:r>
-        <w:t xml:space="preserve"> </w:t>
-      </w:r>
-      <w:r>
-        <w:t xml:space="preserve">Code, § 30515 (2016); see also Appx. at pp. 48</w:t>
-      </w:r>
-      <w:r>
-        <w:noBreakHyphen/>
-      </w:r>
-      <w:r>
-        <w:t xml:space="preserve">49 [for full text of section 30515, subdivisions (a)-(b) (2016)].)</w:t>
+        <w:t xml:space="preserve">In 2016, however, the legislature introduced Assembly Bill 1135 and Senate Bill 880, which once again amended the definition of an “assault weapon,” but only as to rifles and pistols. (Assem. Bill No. 1135 (2015-⁠2016 Reg. Sess.) § 1; Sen. Bill No. 880 (2015-⁠2016 Reg. Sess.) § 1; see also Pen.</w:t>
+      </w:r>
+      <w:r>
+        <w:t xml:space="preserve"> </w:t>
+      </w:r>
+      <w:r>
+        <w:t xml:space="preserve">Code, § 30515 (2016); see also Appx. at pp. 48-⁠49 [for full text of section 30515, subdivisions (a)-(b) (2016)].)</w:t>
       </w:r>
       <w:r>
         <w:rPr>
@@ -8680,19 +8626,7 @@
         <w:t xml:space="preserve"> </w:t>
       </w:r>
       <w:r>
-        <w:t xml:space="preserve">Both bills left the “assault weapon” definitions for shotguns unchanged. (Assem. Bill No. 1135 (2015</w:t>
-      </w:r>
-      <w:r>
-        <w:noBreakHyphen/>
-      </w:r>
-      <w:r>
-        <w:t xml:space="preserve">2016 Reg. Sess.) § 1; Sen. Bill No. 880 (2015</w:t>
-      </w:r>
-      <w:r>
-        <w:noBreakHyphen/>
-      </w:r>
-      <w:r>
-        <w:t xml:space="preserve">2016 Reg. Sess.) § 1.) The bills’ purpose was to make equipping a rifle or pistol with a “magazine lock,” including a “bullet button,” an insufficient alteration to exempt that firearm from the AWCA. Firearms now classified as “assault weapons” under AB 1135 and SB 880 are called “bullet-button assault weapons.”</w:t>
+        <w:t xml:space="preserve">Both bills left the “assault weapon” definitions for shotguns unchanged. (Assem. Bill No. 1135 (2015-⁠2016 Reg. Sess.) § 1; Sen. Bill No. 880 (2015-⁠2016 Reg. Sess.) § 1.) The bills’ purpose was to make equipping a rifle or pistol with a “magazine lock,” including a “bullet button,” an insufficient alteration to exempt that firearm from the AWCA. Firearms now classified as “assault weapons” under AB 1135 and SB 880 are called “bullet-button assault weapons.”</w:t>
       </w:r>
     </w:p>
     <w:p>
@@ -8912,25 +8846,13 @@
         <w:pStyle w:val="BodyText"/>
       </w:pPr>
       <w:r>
-        <w:t xml:space="preserve">In 2000, DOJ went through the APA process, including holding public hearings and a public comment period, to adopt implementing regulations for the then-recently amended AWCA. That process resulted in significant amendments to most of the provisions that DOJ originally proposed. (See J.A. II 287</w:t>
-      </w:r>
-      <w:r>
-        <w:noBreakHyphen/>
-      </w:r>
-      <w:r>
-        <w:t xml:space="preserve">291.) And, ultimately, DOJ adopted a regulation defining the following “assault weapon” terms: “detachable magazine,” “flash suppressor,” “forward pistol grip,” “pistol grip that protrudes conspicuously beneath the action of the weapon,” and “thumbhole stock.” (See Cal.</w:t>
-      </w:r>
-      <w:r>
-        <w:t xml:space="preserve"> </w:t>
-      </w:r>
-      <w:r>
-        <w:t xml:space="preserve">Code Regs., tit. 11, § 978.20 (repealed); see also J.A. II 287</w:t>
-      </w:r>
-      <w:r>
-        <w:noBreakHyphen/>
-      </w:r>
-      <w:r>
-        <w:t xml:space="preserve">291.) Each of those definitional regulations was expressly and exclusively adopted to “identif[y] . . . assault weapons pursuant to Penal Code section 30515.” (Cal. Code Regs., tit. 11 § 978.20 (repealed).)</w:t>
+        <w:t xml:space="preserve">In 2000, DOJ went through the APA process, including holding public hearings and a public comment period, to adopt implementing regulations for the then-recently amended AWCA. That process resulted in significant amendments to most of the provisions that DOJ originally proposed. (See J.A. II 287-⁠291.) And, ultimately, DOJ adopted a regulation defining the following “assault weapon” terms: “detachable magazine,” “flash suppressor,” “forward pistol grip,” “pistol grip that protrudes conspicuously beneath the action of the weapon,” and “thumbhole stock.” (See Cal.</w:t>
+      </w:r>
+      <w:r>
+        <w:t xml:space="preserve"> </w:t>
+      </w:r>
+      <w:r>
+        <w:t xml:space="preserve">Code Regs., tit. 11, § 978.20 (repealed); see also J.A. II 287-⁠291.) Each of those definitional regulations was expressly and exclusively adopted to “identif[y] . . . assault weapons pursuant to Penal Code section 30515.” (Cal. Code Regs., tit. 11 § 978.20 (repealed).)</w:t>
       </w:r>
     </w:p>
     <w:p>
@@ -9138,13 +9060,7 @@
         <w:t xml:space="preserve"> </w:t>
       </w:r>
       <w:r>
-        <w:t xml:space="preserve">Code Regs, tit. 11, §§ 5474, subds. (a) &amp; (c) and 5478, subd. (a)⁠(2): Requiring registrants to provide U.S. citizenship status, place of birth, country of citizenship, alien registration number or I</w:t>
-      </w:r>
-      <w:r>
-        <w:noBreakHyphen/>
-      </w:r>
-      <w:r>
-        <w:t xml:space="preserve">94, and “clear digital photographs” of the firearms to be registered;</w:t>
+        <w:t xml:space="preserve">Code Regs, tit. 11, §§ 5474, subds. (a) &amp; (c) and 5478, subd. (a)⁠(2): Requiring registrants to provide U.S. citizenship status, place of birth, country of citizenship, alien registration number or I-⁠94, and “clear digital photographs” of the firearms to be registered;</w:t>
       </w:r>
     </w:p>
     <w:p>
@@ -9186,13 +9102,7 @@
         <w:pStyle w:val="BodyTextNote"/>
       </w:pPr>
       <w:r>
-        <w:t xml:space="preserve">Only after DOJ voluntarily withdrew the first package and the OAL rejected a second (nearly identical) package, did OAL finally approve DOJ’s third “File and Print” submission of the proposed regulations. (J.A. IV 1494</w:t>
-      </w:r>
-      <w:r>
-        <w:noBreakHyphen/>
-      </w:r>
-      <w:r>
-        <w:t xml:space="preserve">1495.)</w:t>
+        <w:t xml:space="preserve">Only after DOJ voluntarily withdrew the first package and the OAL rejected a second (nearly identical) package, did OAL finally approve DOJ’s third “File and Print” submission of the proposed regulations. (J.A. IV 1494-⁠1495.)</w:t>
       </w:r>
       <w:r>
         <w:rPr>
@@ -9350,19 +9260,7 @@
         <w:pStyle w:val="BodyTextNote"/>
       </w:pPr>
       <w:r>
-        <w:t xml:space="preserve">Citing two grounds, DOJ demurred. First, DOJ argued that a declaratory relief action was improper because Appellants were not challenging regulations but DOJ’s “administrative decision” to adopt those regulations, which can be reviewed only by a writ of mandate. (J.A. I 18, 20</w:t>
-      </w:r>
-      <w:r>
-        <w:noBreakHyphen/>
-      </w:r>
-      <w:r>
-        <w:t xml:space="preserve">21.) Second, DOJ argued that Appellants’ claims failed because its regulations were valid because they “are within the scope of the authority delegated by the legislature and are reasonably necessary to implement the registration.” (J.A. I 18, 22</w:t>
-      </w:r>
-      <w:r>
-        <w:noBreakHyphen/>
-      </w:r>
-      <w:r>
-        <w:t xml:space="preserve">32.) Appellants filed a timely opposition.</w:t>
+        <w:t xml:space="preserve">Citing two grounds, DOJ demurred. First, DOJ argued that a declaratory relief action was improper because Appellants were not challenging regulations but DOJ’s “administrative decision” to adopt those regulations, which can be reviewed only by a writ of mandate. (J.A. I 18, 20-⁠21.) Second, DOJ argued that Appellants’ claims failed because its regulations were valid because they “are within the scope of the authority delegated by the legislature and are reasonably necessary to implement the registration.” (J.A. I 18, 22-⁠32.) Appellants filed a timely opposition.</w:t>
       </w:r>
       <w:r>
         <w:rPr>
@@ -9376,13 +9274,7 @@
         <w:pStyle w:val="BodyTextNote"/>
       </w:pPr>
       <w:r>
-        <w:t xml:space="preserve">After a hearing, the lower court sustained the demurrer, holding only that Appellants needed to fashion their challenge as a writ of mandate rather than a declaratory relief action. (J.A. IV 1473</w:t>
-      </w:r>
-      <w:r>
-        <w:noBreakHyphen/>
-      </w:r>
-      <w:r>
-        <w:t xml:space="preserve">1474.)</w:t>
+        <w:t xml:space="preserve">After a hearing, the lower court sustained the demurrer, holding only that Appellants needed to fashion their challenge as a writ of mandate rather than a declaratory relief action. (J.A. IV 1473-⁠1474.)</w:t>
       </w:r>
       <w:r>
         <w:rPr>
@@ -9402,13 +9294,7 @@
         <w:pStyle w:val="BodyText"/>
       </w:pPr>
       <w:r>
-        <w:t xml:space="preserve">The district court received full briefing on the merits of Appellants’ writ petition and held a hearing. After taking the matter under submission, the court ruled May 30, 2018, denying Appellants’ petition in its entirety. (J.A. V 1904</w:t>
-      </w:r>
-      <w:r>
-        <w:noBreakHyphen/>
-      </w:r>
-      <w:r>
-        <w:t xml:space="preserve">1934.) The court entered final judgment denying the petition on June 21, 2018. (J.A. V 1935.)</w:t>
+        <w:t xml:space="preserve">The district court received full briefing on the merits of Appellants’ writ petition and held a hearing. After taking the matter under submission, the court ruled May 30, 2018, denying Appellants’ petition in its entirety. (J.A. V 1904-⁠1934.) The court entered final judgment denying the petition on June 21, 2018. (J.A. V 1935.)</w:t>
       </w:r>
     </w:p>
     <w:p>
@@ -9504,13 +9390,7 @@
         <w:pStyle w:val="BodyText"/>
       </w:pPr>
       <w:r>
-        <w:t xml:space="preserve">Again, in granting the DOJ’s demurrer, the court reasoned that Appellants were challenging DOJ’s “administrative decision” to interpret Subdivision (b) as exempting the Challenged Regulations from the APA. (J.A. IV 1473</w:t>
-      </w:r>
-      <w:r>
-        <w:noBreakHyphen/>
-      </w:r>
-      <w:r>
-        <w:t xml:space="preserve">1474.) Such decisions, the court held, must be reviewed through a writ, not declaratory relief. (</w:t>
+        <w:t xml:space="preserve">Again, in granting the DOJ’s demurrer, the court reasoned that Appellants were challenging DOJ’s “administrative decision” to interpret Subdivision (b) as exempting the Challenged Regulations from the APA. (J.A. IV 1473-⁠1474.) Such decisions, the court held, must be reviewed through a writ, not declaratory relief. (</w:t>
       </w:r>
       <w:r>
         <w:rPr>
@@ -9863,13 +9743,7 @@
         <w:t xml:space="preserve">supra</w:t>
       </w:r>
       <w:r>
-        <w:t xml:space="preserve">, 71 Cal.App.4th at pp. 1279</w:t>
-      </w:r>
-      <w:r>
-        <w:noBreakHyphen/>
-      </w:r>
-      <w:r>
-        <w:t xml:space="preserve">1280.) Because the trial court granted Appellants leave to amend, only the first issue is before this Court.</w:t>
+        <w:t xml:space="preserve">, 71 Cal.App.4th at pp. 1279-⁠1280.) Because the trial court granted Appellants leave to amend, only the first issue is before this Court.</w:t>
       </w:r>
     </w:p>
     <w:p>
@@ -10304,13 +10178,7 @@
         <w:t xml:space="preserve"> </w:t>
       </w:r>
       <w:r>
-        <w:t xml:space="preserve">§ 11350.) Even so, the trial court agreed with DOJ that Appellants must “establish that the regulations should have been promulgated under the APA, through a writ petition challenging DOJ’s administrative decision to use an APA exempt process.” (J.A. I 21; J.A. IV 1473</w:t>
-      </w:r>
-      <w:r>
-        <w:noBreakHyphen/>
-      </w:r>
-      <w:r>
-        <w:t xml:space="preserve">1474.) That decision was in error.</w:t>
+        <w:t xml:space="preserve">§ 11350.) Even so, the trial court agreed with DOJ that Appellants must “establish that the regulations should have been promulgated under the APA, through a writ petition challenging DOJ’s administrative decision to use an APA exempt process.” (J.A. I 21; J.A. IV 1473-⁠1474.) That decision was in error.</w:t>
       </w:r>
     </w:p>
     <w:p>
@@ -10474,13 +10342,7 @@
         <w:t xml:space="preserve">supra</w:t>
       </w:r>
       <w:r>
-        <w:t xml:space="preserve">, 123 Cal.App.2d at pp. 52</w:t>
-      </w:r>
-      <w:r>
-        <w:noBreakHyphen/>
-      </w:r>
-      <w:r>
-        <w:t xml:space="preserve">54.)</w:t>
+        <w:t xml:space="preserve">, 123 Cal.App.2d at pp. 52-⁠54.)</w:t>
       </w:r>
     </w:p>
     <w:p>
@@ -10488,13 +10350,7 @@
         <w:pStyle w:val="BodyText"/>
       </w:pPr>
       <w:r>
-        <w:t xml:space="preserve">Here, again, the trial court focused on DOJ’s decision to interpret Subdivision (b) as exempting the Challenged Regulations from the APA. (J.A. IV 1473</w:t>
-      </w:r>
-      <w:r>
-        <w:noBreakHyphen/>
-      </w:r>
-      <w:r>
-        <w:t xml:space="preserve">1474.) Even if that were the proper focus, Appellants are challenging not a “discretionary, specific agency decision,” but DOJ’s “overarching, quasi-legislative policy” of exempting itself from the APA in the adoption of uniform regulations of general applicability. What’s more, the interpretation of a statute is a judicial function—not an administrative one. (</w:t>
+        <w:t xml:space="preserve">Here, again, the trial court focused on DOJ’s decision to interpret Subdivision (b) as exempting the Challenged Regulations from the APA. (J.A. IV 1473-⁠1474.) Even if that were the proper focus, Appellants are challenging not a “discretionary, specific agency decision,” but DOJ’s “overarching, quasi-legislative policy” of exempting itself from the APA in the adoption of uniform regulations of general applicability. What’s more, the interpretation of a statute is a judicial function—not an administrative one. (</w:t>
       </w:r>
       <w:r>
         <w:rPr>
@@ -10755,13 +10611,7 @@
         <w:pStyle w:val="BodyText"/>
       </w:pPr>
       <w:r>
-        <w:t xml:space="preserve">Again, the trial court ordered Appellants to fashion their challenge as petition for writ of mandate. (J.A. IV 1473</w:t>
-      </w:r>
-      <w:r>
-        <w:noBreakHyphen/>
-      </w:r>
-      <w:r>
-        <w:t xml:space="preserve">1474.) And though Appellants could have chosen to take that route, they disagree that a writ of mandate is the mandatory procedural vehicle for seeking review of the Challenged Regulations. But should this Court find that it is, Appellants have satisfied the requirements for one to issue. The Court should reverse the trial court’s denial of the writ petition.</w:t>
+        <w:t xml:space="preserve">Again, the trial court ordered Appellants to fashion their challenge as petition for writ of mandate. (J.A. IV 1473-⁠1474.) And though Appellants could have chosen to take that route, they disagree that a writ of mandate is the mandatory procedural vehicle for seeking review of the Challenged Regulations. But should this Court find that it is, Appellants have satisfied the requirements for one to issue. The Court should reverse the trial court’s denial of the writ petition.</w:t>
       </w:r>
     </w:p>
     <w:p>
@@ -10860,13 +10710,7 @@
         <w:t xml:space="preserve"> </w:t>
       </w:r>
       <w:r>
-        <w:t xml:space="preserve">(1974) 11 Cal.3d 801, 808</w:t>
-      </w:r>
-      <w:r>
-        <w:noBreakHyphen/>
-      </w:r>
-      <w:r>
-        <w:t xml:space="preserve">809, citing Cal. Civil Writs (Cont.Ed.Bar 1970) § 5.37, p. 89 and</w:t>
+        <w:t xml:space="preserve">(1974) 11 Cal.3d 801, 808-⁠809, citing Cal. Civil Writs (Cont.Ed.Bar 1970) § 5.37, p. 89 and</w:t>
       </w:r>
       <w:r>
         <w:t xml:space="preserve"> </w:t>
@@ -10937,19 +10781,7 @@
         <w:pStyle w:val="BodyText"/>
       </w:pPr>
       <w:r>
-        <w:t xml:space="preserve">The Court of Appeal ordinarily decides whether the denial of a writ petition was “supported by substantial evidence, but legal questions, including the ultimate determination of whether administrative proceedings were fundamentally fair, are reviewed de novo.” (1 Cal. Civil Writ Practice (Cont.Ed.Bar 4th ed. 2019 supp.) Challenging the Superior Court’s Decision, § 11.16, pp. 11</w:t>
-      </w:r>
-      <w:r>
-        <w:noBreakHyphen/>
-      </w:r>
-      <w:r>
-        <w:t xml:space="preserve">10–11</w:t>
-      </w:r>
-      <w:r>
-        <w:noBreakHyphen/>
-      </w:r>
-      <w:r>
-        <w:t xml:space="preserve">11, italics added.)</w:t>
+        <w:t xml:space="preserve">The Court of Appeal ordinarily decides whether the denial of a writ petition was “supported by substantial evidence, but legal questions, including the ultimate determination of whether administrative proceedings were fundamentally fair, are reviewed de novo.” (1 Cal. Civil Writ Practice (Cont.Ed.Bar 4th ed. 2019 supp.) Challenging the Superior Court’s Decision, § 11.16, pp. 11-⁠10–11-⁠11, italics added.)</w:t>
       </w:r>
     </w:p>
     <w:p>
@@ -11458,13 +11290,7 @@
         <w:t xml:space="preserve"> </w:t>
       </w:r>
       <w:r>
-        <w:t xml:space="preserve">(1981) 121 Cal.App.3d 120, 126</w:t>
-      </w:r>
-      <w:r>
-        <w:noBreakHyphen/>
-      </w:r>
-      <w:r>
-        <w:t xml:space="preserve">127.) Any such exemption must be expressly provided for in statute. (Gov. Code</w:t>
+        <w:t xml:space="preserve">(1981) 121 Cal.App.3d 120, 126-⁠127.) Any such exemption must be expressly provided for in statute. (Gov. Code</w:t>
       </w:r>
       <w:r>
         <w:t xml:space="preserve"> </w:t>
@@ -11964,13 +11790,7 @@
         <w:t xml:space="preserve"> </w:t>
       </w:r>
       <w:r>
-        <w:t xml:space="preserve">(2017) 2 Cal.5th 376, 389</w:t>
-      </w:r>
-      <w:r>
-        <w:noBreakHyphen/>
-      </w:r>
-      <w:r>
-        <w:t xml:space="preserve">390 (</w:t>
+        <w:t xml:space="preserve">(2017) 2 Cal.5th 376, 389-⁠390 (</w:t>
       </w:r>
       <w:r>
         <w:rPr>
@@ -12043,13 +11863,7 @@
         <w:t xml:space="preserve">supra</w:t>
       </w:r>
       <w:r>
-        <w:t xml:space="preserve">, 233 Cal.App.4th at pp. 1303</w:t>
-      </w:r>
-      <w:r>
-        <w:noBreakHyphen/>
-      </w:r>
-      <w:r>
-        <w:t xml:space="preserve">1304 [“The question of an agency’s interpretation of a statute is different from the issue here of whether regulations fall within the scope of the agency’s authority, for which the Supreme Court in Yamaha found the court does not defer to the agency’s view.”].)</w:t>
+        <w:t xml:space="preserve">, 233 Cal.App.4th at pp. 1303-⁠1304 [“The question of an agency’s interpretation of a statute is different from the issue here of whether regulations fall within the scope of the agency’s authority, for which the Supreme Court in Yamaha found the court does not defer to the agency’s view.”].)</w:t>
       </w:r>
     </w:p>
     <w:p>
@@ -12373,13 +12187,7 @@
         <w:t xml:space="preserve">supra</w:t>
       </w:r>
       <w:r>
-        <w:t xml:space="preserve">, 19 Cal.4th at pp. 12</w:t>
-      </w:r>
-      <w:r>
-        <w:noBreakHyphen/>
-      </w:r>
-      <w:r>
-        <w:t xml:space="preserve">13.) Nothing in the record suggests that any high-ranking DOJ official carefully considered or provided a well-reasoned analysis of DOJ’s interpretation of the Subdivision (b) exemption at issue. (See</w:t>
+        <w:t xml:space="preserve">, 19 Cal.4th at pp. 12-⁠13.) Nothing in the record suggests that any high-ranking DOJ official carefully considered or provided a well-reasoned analysis of DOJ’s interpretation of the Subdivision (b) exemption at issue. (See</w:t>
       </w:r>
       <w:r>
         <w:t xml:space="preserve"> </w:t>
@@ -12517,13 +12325,7 @@
         <w:t xml:space="preserve"> </w:t>
       </w:r>
       <w:r>
-        <w:t xml:space="preserve">Code section 30520, subdivision (c) confers on DOJ the authority “to adopt those rules and regulations that may be necessary or proper to carry out the purposes and intent of [the AWCA].” Section 30520, subdivision (c) predates the adoption of SB 880 and AB 1135, and neither bill altered it. Because section 30520’s grant of authority contains no APA exemption, DOJ must generally adhere to the APA when promulgating regulations implementing the AWCA. So Subdivision (b) cannot apply to just any regulation furthering the broader purposes of the AWCA, as the trial court suggests. (J.A. V 1933</w:t>
-      </w:r>
-      <w:r>
-        <w:noBreakHyphen/>
-      </w:r>
-      <w:r>
-        <w:t xml:space="preserve">1944.) It must be (and expressly is) limited to implementing the registration of “bullet-button assault weapons.” (Pen.</w:t>
+        <w:t xml:space="preserve">Code section 30520, subdivision (c) confers on DOJ the authority “to adopt those rules and regulations that may be necessary or proper to carry out the purposes and intent of [the AWCA].” Section 30520, subdivision (c) predates the adoption of SB 880 and AB 1135, and neither bill altered it. Because section 30520’s grant of authority contains no APA exemption, DOJ must generally adhere to the APA when promulgating regulations implementing the AWCA. So Subdivision (b) cannot apply to just any regulation furthering the broader purposes of the AWCA, as the trial court suggests. (J.A. V 1933-⁠1944.) It must be (and expressly is) limited to implementing the registration of “bullet-button assault weapons.” (Pen.</w:t>
       </w:r>
       <w:r>
         <w:t xml:space="preserve"> </w:t>
@@ -12537,19 +12339,7 @@
         <w:pStyle w:val="BodyText"/>
       </w:pPr>
       <w:r>
-        <w:t xml:space="preserve">Ultimately, there is at least some doubt that the DOJ’s expansive view of Subdivision (b)’s APA exemption is what the legislature intended. Indeed, the trial court itself repeatedly acknowledges as much in its ruling, holding that DOJ’s interpretation of Subdivision (b) “does not appear contrary to law” because the challenged regulations “appear to” implement “the authorizing statute” and “appear to carry out the intention of the Legislature.” (J.A. V 1933</w:t>
-      </w:r>
-      <w:r>
-        <w:noBreakHyphen/>
-      </w:r>
-      <w:r>
-        <w:t xml:space="preserve">1944, italics added.) The word “appear,” as the trial court uses it at each level of its analysis, undeniably connotes uncertainty—that it harbored some doubt that the APA should not apply. Thus, Appellants should have prevailed. But the trial court did the opposite of what the law commands. Apparently, because it found DOJ’s reading of Subdivision (b) reasonable and the Challenge Regulations in line with the legislature’s general intent for the AWCA, the trial court held that DOJ was entitled to great deference when it exempted itself from the APA. (J.A. V 1933</w:t>
-      </w:r>
-      <w:r>
-        <w:noBreakHyphen/>
-      </w:r>
-      <w:r>
-        <w:t xml:space="preserve">1944.) Because that deference should have instead been given to APA application, the trial court erred.</w:t>
+        <w:t xml:space="preserve">Ultimately, there is at least some doubt that the DOJ’s expansive view of Subdivision (b)’s APA exemption is what the legislature intended. Indeed, the trial court itself repeatedly acknowledges as much in its ruling, holding that DOJ’s interpretation of Subdivision (b) “does not appear contrary to law” because the challenged regulations “appear to” implement “the authorizing statute” and “appear to carry out the intention of the Legislature.” (J.A. V 1933-⁠1944, italics added.) The word “appear,” as the trial court uses it at each level of its analysis, undeniably connotes uncertainty—that it harbored some doubt that the APA should not apply. Thus, Appellants should have prevailed. But the trial court did the opposite of what the law commands. Apparently, because it found DOJ’s reading of Subdivision (b) reasonable and the Challenge Regulations in line with the legislature’s general intent for the AWCA, the trial court held that DOJ was entitled to great deference when it exempted itself from the APA. (J.A. V 1933-⁠1944.) Because that deference should have instead been given to APA application, the trial court erred.</w:t>
       </w:r>
     </w:p>
     <w:p>
@@ -13039,13 +12829,7 @@
         <w:t xml:space="preserve"> </w:t>
       </w:r>
       <w:r>
-        <w:t xml:space="preserve">Code of Regulations, title 11, section 5469 deletes existing regulations the DOJ lawfully adopted over 18 years ago in compliance with the APA, some of which underwent extensive revisions before being adopted. (See J.A. II 287</w:t>
-      </w:r>
-      <w:r>
-        <w:noBreakHyphen/>
-      </w:r>
-      <w:r>
-        <w:t xml:space="preserve">291 [summarizing the rulemaking process for each definition].) Each of those repealed regulatory provisions exclusively applied to the “identification of assault weapons pursuant to Penal Code section 30515.” (Cal. Code Regs., tit. 11, § 5469 (repealed and replaced).) Yet, DOJ repealed them without adhering to the APA, relying on the APA exemption in Subdivision (b), which only applies to its own implementation. In other words, the repealed regulatory provisions implemented a completely different statute than the one Subdivision (b) appears in. As a result, they are beyond the scope of DOJ’s narrow APA exemption.</w:t>
+        <w:t xml:space="preserve">Code of Regulations, title 11, section 5469 deletes existing regulations the DOJ lawfully adopted over 18 years ago in compliance with the APA, some of which underwent extensive revisions before being adopted. (See J.A. II 287-⁠291 [summarizing the rulemaking process for each definition].) Each of those repealed regulatory provisions exclusively applied to the “identification of assault weapons pursuant to Penal Code section 30515.” (Cal. Code Regs., tit. 11, § 5469 (repealed and replaced).) Yet, DOJ repealed them without adhering to the APA, relying on the APA exemption in Subdivision (b), which only applies to its own implementation. In other words, the repealed regulatory provisions implemented a completely different statute than the one Subdivision (b) appears in. As a result, they are beyond the scope of DOJ’s narrow APA exemption.</w:t>
       </w:r>
     </w:p>
     <w:p>
@@ -13232,25 +13016,13 @@
         <w:t xml:space="preserve"> </w:t>
       </w:r>
       <w:r>
-        <w:t xml:space="preserve">No. 880 (2015</w:t>
-      </w:r>
-      <w:r>
-        <w:noBreakHyphen/>
-      </w:r>
-      <w:r>
-        <w:t xml:space="preserve">2016 Reg. Sess.) § 1; Assem.</w:t>
-      </w:r>
-      <w:r>
-        <w:t xml:space="preserve"> </w:t>
-      </w:r>
-      <w:r>
-        <w:t xml:space="preserve">Bill No. 1135 (2015</w:t>
-      </w:r>
-      <w:r>
-        <w:noBreakHyphen/>
-      </w:r>
-      <w:r>
-        <w:t xml:space="preserve">2016 Reg. Sess.) § 1; see also Cal.</w:t>
+        <w:t xml:space="preserve">No. 880 (2015-⁠2016 Reg. Sess.) § 1; Assem.</w:t>
+      </w:r>
+      <w:r>
+        <w:t xml:space="preserve"> </w:t>
+      </w:r>
+      <w:r>
+        <w:t xml:space="preserve">Bill No. 1135 (2015-⁠2016 Reg. Sess.) § 1; see also Cal.</w:t>
       </w:r>
       <w:r>
         <w:t xml:space="preserve"> </w:t>
@@ -13868,13 +13640,7 @@
         <w:pStyle w:val="BodyText"/>
       </w:pPr>
       <w:r>
-        <w:t xml:space="preserve">What’s more, DOJ’s APA exemption applies only to implementing Subdivision (b), and section 5474.1, subdivision (b) implements a different statute, Penal Code section 30955. Thus, that regulation does not qualify for the APA exemption, and DOJ must have adopted it in compliance with the APA. Interestingly DOJ has been accepting joint registrations since 1989, and yet in every past instance in which individuals had to register “assault weapons,” DOJ has never so limited that term’s scope. If DOJ wishes to limit the term now, it may be able to do so through APA rulemaking procedures. In fact, DOJ tried to do just that in 2000, but after receiving public comments, admitted that had the legislature intended to so limit the scope of the term, it “should have been statutorily stated in a much clearer manner.” (J.A. II 291</w:t>
-      </w:r>
-      <w:r>
-        <w:noBreakHyphen/>
-      </w:r>
-      <w:r>
-        <w:t xml:space="preserve">292.) In any event, DOJ cannot, as it has done, limit the scope of the term without following the typical APA rulemaking procedures. For Subdivision (b)’s APA exemption applies to how to register, not who can register.</w:t>
+        <w:t xml:space="preserve">What’s more, DOJ’s APA exemption applies only to implementing Subdivision (b), and section 5474.1, subdivision (b) implements a different statute, Penal Code section 30955. Thus, that regulation does not qualify for the APA exemption, and DOJ must have adopted it in compliance with the APA. Interestingly DOJ has been accepting joint registrations since 1989, and yet in every past instance in which individuals had to register “assault weapons,” DOJ has never so limited that term’s scope. If DOJ wishes to limit the term now, it may be able to do so through APA rulemaking procedures. In fact, DOJ tried to do just that in 2000, but after receiving public comments, admitted that had the legislature intended to so limit the scope of the term, it “should have been statutorily stated in a much clearer manner.” (J.A. II 291-⁠292.) In any event, DOJ cannot, as it has done, limit the scope of the term without following the typical APA rulemaking procedures. For Subdivision (b)’s APA exemption applies to how to register, not who can register.</w:t>
       </w:r>
     </w:p>
     <w:p>
@@ -14004,13 +13770,7 @@
         <w:pStyle w:val="BodyText"/>
       </w:pPr>
       <w:r>
-        <w:t xml:space="preserve">But, as explained in the court below, Appellants have not waived their challenge to Section 5477. Both Appellants’ writ and memorandum of points and authorities in support expressly state that it is being challenged. (See J.A. IV 1554</w:t>
-      </w:r>
-      <w:r>
-        <w:noBreakHyphen/>
-      </w:r>
-      <w:r>
-        <w:t xml:space="preserve">1555, 1564.) The reason section 5477 is invalid is so obvious that it needs no significant analysis. Even DOJ concedes that its APA exemption is limited to implementing the registration process under Penal Code section 30900, subdivision (b)⁠(1) (J.A. III 1163.) While the scope of what that process entails may be open to debate, what happens after that process is complete is, by definition, not part of it. Because section 5477 regulates purely post-registration activity, it has nothing to do with the registration process and does not qualify for Subdivision (b)’s APA exemption.</w:t>
+        <w:t xml:space="preserve">But, as explained in the court below, Appellants have not waived their challenge to Section 5477. Both Appellants’ writ and memorandum of points and authorities in support expressly state that it is being challenged. (See J.A. IV 1554-⁠1555, 1564.) The reason section 5477 is invalid is so obvious that it needs no significant analysis. Even DOJ concedes that its APA exemption is limited to implementing the registration process under Penal Code section 30900, subdivision (b)⁠(1) (J.A. III 1163.) While the scope of what that process entails may be open to debate, what happens after that process is complete is, by definition, not part of it. Because section 5477 regulates purely post-registration activity, it has nothing to do with the registration process and does not qualify for Subdivision (b)’s APA exemption.</w:t>
       </w:r>
     </w:p>
     <w:p>
@@ -16369,13 +16129,7 @@
         <w:t xml:space="preserve"> </w:t>
       </w:r>
       <w:r>
-        <w:t xml:space="preserve">In 2010, the legislature reorganized, without substantive change, all Penal Code sections relating to “deadly weapons,” including those relating to “assault weapons.” (See Sen. Bill No. 1080 (2009</w:t>
-      </w:r>
-      <w:r>
-        <w:noBreakHyphen/>
-      </w:r>
-      <w:r>
-        <w:t xml:space="preserve">2010 Reg. Sess.).)</w:t>
+        <w:t xml:space="preserve">In 2010, the legislature reorganized, without substantive change, all Penal Code sections relating to “deadly weapons,” including those relating to “assault weapons.” (See Sen. Bill No. 1080 (2009-⁠2010 Reg. Sess.).)</w:t>
       </w:r>
     </w:p>
   </w:footnote>
@@ -16451,13 +16205,7 @@
         <w:t xml:space="preserve"> </w:t>
       </w:r>
       <w:r>
-        <w:t xml:space="preserve">The full text of the Challenged Regulations are attached to this brief at Appendix, pages 49</w:t>
-      </w:r>
-      <w:r>
-        <w:noBreakHyphen/>
-      </w:r>
-      <w:r>
-        <w:t xml:space="preserve">58.</w:t>
+        <w:t xml:space="preserve">The full text of the Challenged Regulations are attached to this brief at Appendix, pages 49-⁠58.</w:t>
       </w:r>
     </w:p>
   </w:footnote>
@@ -16476,13 +16224,7 @@
         <w:t xml:space="preserve"> </w:t>
       </w:r>
       <w:r>
-        <w:t xml:space="preserve">Counsel for Appellant CRPA submitted letters to DOJ and OAL with each submission of the regulatory package explaining why these regulations are invalid. (J.A. IV 1493</w:t>
-      </w:r>
-      <w:r>
-        <w:noBreakHyphen/>
-      </w:r>
-      <w:r>
-        <w:t xml:space="preserve">1494.)</w:t>
+        <w:t xml:space="preserve">Counsel for Appellant CRPA submitted letters to DOJ and OAL with each submission of the regulatory package explaining why these regulations are invalid. (J.A. IV 1493-⁠1494.)</w:t>
       </w:r>
     </w:p>
   </w:footnote>
@@ -16501,13 +16243,7 @@
         <w:t xml:space="preserve"> </w:t>
       </w:r>
       <w:r>
-        <w:t xml:space="preserve">Appellants also moved for preliminary injunction to prevent DOJ from placing thousands of Californians in the untenable position of having to decide whether to relinquish their rights and property or expose themselves to criminal liability. (J.A. II 280</w:t>
-      </w:r>
-      <w:r>
-        <w:noBreakHyphen/>
-      </w:r>
-      <w:r>
-        <w:t xml:space="preserve">814.)</w:t>
+        <w:t xml:space="preserve">Appellants also moved for preliminary injunction to prevent DOJ from placing thousands of Californians in the untenable position of having to decide whether to relinquish their rights and property or expose themselves to criminal liability. (J.A. II 280-⁠814.)</w:t>
       </w:r>
     </w:p>
   </w:footnote>
@@ -16661,13 +16397,7 @@
         <w:t xml:space="preserve"> </w:t>
       </w:r>
       <w:r>
-        <w:t xml:space="preserve">Serial numbers on all firearms produced by licensed manufacturers were required only after enactment of the Gun Control Act of 1968. (Pub.L. No. 90</w:t>
-      </w:r>
-      <w:r>
-        <w:noBreakHyphen/>
-      </w:r>
-      <w:r>
-        <w:t xml:space="preserve">618 (Oct. 22, 1968) 82 Stat. 1213, 1223.) Federal law has never required serial numbers on firearms made by persons other than licensed manufacturers and importers engaged in the business of firearms.</w:t>
+        <w:t xml:space="preserve">Serial numbers on all firearms produced by licensed manufacturers were required only after enactment of the Gun Control Act of 1968. (Pub.L. No. 90-⁠618 (Oct. 22, 1968) 82 Stat. 1213, 1223.) Federal law has never required serial numbers on firearms made by persons other than licensed manufacturers and importers engaged in the business of firearms.</w:t>
       </w:r>
     </w:p>
   </w:footnote>
@@ -17410,7 +17140,7 @@
     <w:qFormat/>
     <w:pPr>
       <w:keepLines/>
-      <w:spacing w:before="0" w:after="130" w:line="338" w:lineRule="exact"/>
+      <w:spacing w:before="65" w:after="130" w:line="338" w:lineRule="exact"/>
     </w:pPr>
     <w:rPr>
       <w:sz w:val="26"/>
